--- a/report/New Microsoft Word Document.docx
+++ b/report/New Microsoft Word Document.docx
@@ -3,8 +3,21 @@
 <w:document xmlns:wpc="http://schemas.microsoft.com/office/word/2010/wordprocessingCanvas" xmlns:cx="http://schemas.microsoft.com/office/drawing/2014/chartex" xmlns:cx1="http://schemas.microsoft.com/office/drawing/2015/9/8/chartex" xmlns:cx2="http://schemas.microsoft.com/office/drawing/2015/10/21/chartex" xmlns:cx3="http://schemas.microsoft.com/office/drawing/2016/5/9/chartex" xmlns:cx4="http://schemas.microsoft.com/office/drawing/2016/5/10/chartex" xmlns:cx5="http://schemas.microsoft.com/office/drawing/2016/5/11/chartex" xmlns:cx6="http://schemas.microsoft.com/office/drawing/2016/5/12/chartex" xmlns:cx7="http://schemas.microsoft.com/office/drawing/2016/5/13/chartex" xmlns:cx8="http://schemas.microsoft.com/office/drawing/2016/5/14/chartex" xmlns:mc="http://schemas.openxmlformats.org/markup-compatibility/2006" xmlns:aink="http://schemas.microsoft.com/office/drawing/2016/ink" xmlns:am3d="http://schemas.microsoft.com/office/drawing/2017/model3d" xmlns:o="urn:schemas-microsoft-com:office:office" xmlns:oel="http://schemas.microsoft.com/office/2019/extlst" xmlns:r="http://schemas.openxmlformats.org/officeDocument/2006/relationships" xmlns:m="http://schemas.openxmlformats.org/officeDocument/2006/math" xmlns:v="urn:schemas-microsoft-com:vml" xmlns:wp14="http://schemas.microsoft.com/office/word/2010/wordprocessingDrawing" xmlns:wp="http://schemas.openxmlformats.org/drawingml/2006/wordprocessingDrawing" xmlns:w10="urn:schemas-microsoft-com:office:word" xmlns:w="http://schemas.openxmlformats.org/wordprocessingml/2006/main" xmlns:w14="http://schemas.microsoft.com/office/word/2010/wordml" xmlns:w15="http://schemas.microsoft.com/office/word/2012/wordml" xmlns:w16cex="http://schemas.microsoft.com/office/word/2018/wordml/cex" xmlns:w16cid="http://schemas.microsoft.com/office/word/2016/wordml/cid" xmlns:w16="http://schemas.microsoft.com/office/word/2018/wordml" xmlns:w16du="http://schemas.microsoft.com/office/word/2023/wordml/word16du" xmlns:w16sdtdh="http://schemas.microsoft.com/office/word/2020/wordml/sdtdatahash" xmlns:w16sdtfl="http://schemas.microsoft.com/office/word/2024/wordml/sdtformatlock" xmlns:w16se="http://schemas.microsoft.com/office/word/2015/wordml/symex" xmlns:wpg="http://schemas.microsoft.com/office/word/2010/wordprocessingGroup" xmlns:wpi="http://schemas.microsoft.com/office/word/2010/wordprocessingInk" xmlns:wne="http://schemas.microsoft.com/office/word/2006/wordml" xmlns:wps="http://schemas.microsoft.com/office/word/2010/wordprocessingShape" mc:Ignorable="w14 w15 w16se w16cid w16 w16cex w16sdtdh w16sdtfl w16du wp14">
   <w:body>
     <w:p>
-      <w:r>
-        <w:t>This project examines how the concept of “price” is constructed and varied across a corpus of early modern economic texts. Rather than treating “price” as a stable economic term, I analyze it as a contextual concept whose meaning changes depending on surrounding words, named entities, and broader discussions of money, exchange, trade, and commodities. My central question is: how does “price” function across the corpus, and what different meanings or uses does it take on in different contexts?</w:t>
+      <w:pPr>
+        <w:rPr>
+          <w:rFonts w:hint="eastAsia"/>
+        </w:rPr>
+      </w:pPr>
+      <w:r>
+        <w:rPr>
+          <w:rFonts w:hint="eastAsia"/>
+        </w:rPr>
+        <w:t>Introduction</w:t>
+      </w:r>
+    </w:p>
+    <w:p>
+      <w:r>
+        <w:t>This project examines how the concept of “price” is constructed and varied across a corpus of early modern economic texts. Rather than treating “price” as a stable economic term, I analyze it as a contextual concept whose meaning changes depending on surrounding. My central question is: how does “price” function across the corpus, and what different meanings or uses does it take on in different contexts?</w:t>
       </w:r>
       <w:r>
         <w:t xml:space="preserve"> </w:t>
@@ -18,15 +31,139 @@
         <w:rPr>
           <w:rFonts w:hint="eastAsia"/>
         </w:rPr>
+        <w:t xml:space="preserve">Step 0 </w:t>
+      </w:r>
+      <w:r>
+        <w:rPr>
+          <w:rFonts w:hint="eastAsia"/>
+        </w:rPr>
+        <w:t>Literature Review</w:t>
+      </w:r>
+    </w:p>
+    <w:p>
+      <w:r>
+        <w:t xml:space="preserve">Natural language processing (NLP) has become prominent because it allows researchers to work efficiently with large quantities of textual data. In recent years, its applications have expanded beyond </w:t>
+      </w:r>
+      <w:r>
+        <w:t>strict</w:t>
+      </w:r>
+      <w:r>
+        <w:t xml:space="preserve"> computational tasks into cultural, literary, and historical research. At the same time, scholars continue to debate whether NLP methods can adequately capture meaning in texts where small semantic differences may substantially alter interpretation, especially in literary and historical corpora.</w:t>
+      </w:r>
+    </w:p>
+    <w:p>
+      <w:r>
+        <w:t xml:space="preserve">At a basic level, named entity recognition (NER) identifies and classifies entities such as people, organizations, and places in text. Ehrmann et al. </w:t>
+      </w:r>
+      <w:r>
+        <w:rPr>
+          <w:rFonts w:hint="eastAsia"/>
+        </w:rPr>
+        <w:t xml:space="preserve">(2023) </w:t>
+      </w:r>
+      <w:r>
+        <w:t xml:space="preserve">argue that NER has significantly improved semantic indexing in historical documents by helping researchers process difficult materials at scale, even though historical corpora remain challenging because of spelling variation, OCR noise, and unstable orthography. They also emphasize that automated </w:t>
+      </w:r>
+      <w:r>
+        <w:t>output still requires</w:t>
+      </w:r>
+      <w:r>
+        <w:t xml:space="preserve"> human review and interpretation.</w:t>
+      </w:r>
+    </w:p>
+    <w:p>
+      <w:r>
+        <w:t xml:space="preserve">BERT (Bidirectional Encoder Representations from Transformers) represents a major advance beyond simpler word-recognition methods. Devlin et al. </w:t>
+      </w:r>
+      <w:r>
+        <w:rPr>
+          <w:rFonts w:hint="eastAsia"/>
+        </w:rPr>
+        <w:t>(</w:t>
+      </w:r>
+      <w:r>
+        <w:rPr>
+          <w:rFonts w:hint="eastAsia"/>
+        </w:rPr>
+        <w:t xml:space="preserve">2019) </w:t>
+      </w:r>
+      <w:r>
+        <w:t xml:space="preserve">explain that BERT creates bidirectional contextual representations by conditioning each token on both its left and right context. It is trained with a masked language modeling objective, in which some tokens are </w:t>
+      </w:r>
+      <w:r>
+        <w:t>hidden,</w:t>
+      </w:r>
+      <w:r>
+        <w:t xml:space="preserve"> and the model learns to predict them from context; after pretraining, it can be fine-tuned for many downstream tasks. Ethayarajh </w:t>
+      </w:r>
+      <w:r>
+        <w:rPr>
+          <w:rFonts w:hint="eastAsia"/>
+        </w:rPr>
+        <w:t xml:space="preserve">(2019) </w:t>
+      </w:r>
+      <w:r>
+        <w:t xml:space="preserve">further shows that the same word does not receive identical </w:t>
+      </w:r>
+      <w:r>
+        <w:lastRenderedPageBreak/>
+        <w:t>vectors across different contexts, and that occurrences of the same word become more dissimilar in higher layers. This suggests that, in contextualized NLP models, meaning is partly constructed by surrounding tokens. At the same time, it also means that BERT-based clusters may reveal meaningful contextual variation without necessarily aligning neatly with human-defined semantic categories.</w:t>
+      </w:r>
+    </w:p>
+    <w:p>
+      <w:r>
+        <w:t xml:space="preserve">On the supervised side, logistic regression and text classification can bring computational analysis closer to interpretable human distinctions. Jurafsky and Martin </w:t>
+      </w:r>
+      <w:r>
+        <w:rPr>
+          <w:rFonts w:hint="eastAsia"/>
+        </w:rPr>
+        <w:t xml:space="preserve">(2025) </w:t>
+      </w:r>
+      <w:r>
+        <w:t>describe logistic regression as a supervised probabilistic classifier that learns weights over input features in order to assign texts to categories. In text classification, these features are often lexical representations such as bag-of-words or TF-IDF, which makes it possible to identify which features contribute most strongly to a prediction. This also makes logistic regression attractive for research settings where interpretability matters, while regularization helps reduce overfitting.</w:t>
+      </w:r>
+    </w:p>
+    <w:p>
+      <w:pPr>
+        <w:rPr>
+          <w:rFonts w:hint="eastAsia"/>
+        </w:rPr>
+      </w:pPr>
+      <w:r>
+        <w:t xml:space="preserve">Overall, NLP continues to support the study of texts even in historical and literary domains, but its </w:t>
+      </w:r>
+      <w:r>
+        <w:t>output</w:t>
+      </w:r>
+      <w:r>
+        <w:t xml:space="preserve"> must be interpreted carefully. In this project, these methods are combined to examine variation in the meaning of price across seventeenth-century economic documents and travel narratives.</w:t>
+      </w:r>
+      <w:r>
+        <w:rPr>
+          <w:rFonts w:hint="eastAsia"/>
+        </w:rPr>
+        <w:t xml:space="preserve"> </w:t>
+      </w:r>
+    </w:p>
+    <w:p>
+      <w:r>
+        <w:rPr>
+          <w:rFonts w:hint="eastAsia"/>
+        </w:rPr>
         <w:t>Step 1</w:t>
       </w:r>
-    </w:p>
-    <w:p>
-      <w:pPr>
-        <w:rPr>
-          <w:rFonts w:hint="eastAsia"/>
-        </w:rPr>
-      </w:pPr>
+      <w:r>
+        <w:rPr>
+          <w:rFonts w:hint="eastAsia"/>
+        </w:rPr>
+        <w:t xml:space="preserve"> </w:t>
+      </w:r>
+      <w:r>
+        <w:t>Concept and Data Preparation</w:t>
+      </w:r>
+    </w:p>
+    <w:p>
       <w:r>
         <w:t xml:space="preserve">I selected “price” as my conceptual keyword because it is central to early modern economic writing but does not always mean the same thing. Sometimes it refers to the value of a commodity, while in other contexts it is connected to exchange, scarcity, money, and international trade. I extracted occurrences of “price,” “prices,” and “priced” from the corpus and used the sentence containing the keyword as the unit of analysis. This produced 2,246 total occurrences. </w:t>
       </w:r>
@@ -43,13 +180,7 @@
         <w:rPr>
           <w:rFonts w:hint="eastAsia"/>
         </w:rPr>
-        <w:t xml:space="preserve">Unfortunately, </w:t>
-      </w:r>
-      <w:r>
-        <w:rPr>
-          <w:rFonts w:hint="eastAsia"/>
-        </w:rPr>
-        <w:t xml:space="preserve">only </w:t>
+        <w:t xml:space="preserve">Unfortunately, only </w:t>
       </w:r>
       <w:r>
         <w:rPr>
@@ -133,6 +264,9 @@
     <w:p/>
     <w:p>
       <w:r>
+        <w:rPr>
+          <w:noProof/>
+        </w:rPr>
         <w:lastRenderedPageBreak/>
         <w:drawing>
           <wp:inline distT="0" distB="0" distL="0" distR="0" wp14:anchorId="05B6499F" wp14:editId="4576492B">
@@ -186,6 +320,15 @@
         </w:rPr>
         <w:t>Step 2</w:t>
       </w:r>
+      <w:r>
+        <w:rPr>
+          <w:rFonts w:hint="eastAsia"/>
+        </w:rPr>
+        <w:t xml:space="preserve"> </w:t>
+      </w:r>
+      <w:r>
+        <w:t>Named Entity Recognition (spaCy)</w:t>
+      </w:r>
     </w:p>
     <w:p>
       <w:r>
@@ -325,6 +468,11 @@
       </w:r>
     </w:p>
     <w:p>
+      <w:pPr>
+        <w:rPr>
+          <w:rFonts w:hint="eastAsia"/>
+        </w:rPr>
+      </w:pPr>
       <w:r>
         <w:rPr>
           <w:rFonts w:hint="eastAsia"/>
@@ -358,11 +506,90 @@
         </w:rPr>
         <w:t xml:space="preserve"> are identified as entities. </w:t>
       </w:r>
+      <w:r>
+        <w:rPr>
+          <w:rFonts w:hint="eastAsia"/>
+        </w:rPr>
+        <w:t xml:space="preserve">This means that the results are not accurate due to mistaken </w:t>
+      </w:r>
+      <w:r>
+        <w:rPr>
+          <w:rFonts w:hint="eastAsia"/>
+        </w:rPr>
+        <w:t xml:space="preserve">capitalized words. Although lower case for the corpus could reduce the incidence, </w:t>
+      </w:r>
+      <w:r>
+        <w:rPr>
+          <w:rFonts w:hint="eastAsia"/>
+        </w:rPr>
+        <w:t xml:space="preserve">it creates </w:t>
+      </w:r>
+      <w:r>
+        <w:t>problems</w:t>
+      </w:r>
+      <w:r>
+        <w:rPr>
+          <w:rFonts w:hint="eastAsia"/>
+        </w:rPr>
+        <w:t xml:space="preserve"> for text splitter as well. Another </w:t>
+      </w:r>
+      <w:r>
+        <w:t>issue</w:t>
+      </w:r>
+      <w:r>
+        <w:rPr>
+          <w:rFonts w:hint="eastAsia"/>
+        </w:rPr>
+        <w:t xml:space="preserve"> with NER is that </w:t>
+      </w:r>
+      <w:r>
+        <w:rPr>
+          <w:rFonts w:hint="eastAsia"/>
+        </w:rPr>
+        <w:t xml:space="preserve">a </w:t>
+      </w:r>
+      <w:r>
+        <w:t>large share of the occurrences comes from one single document, wealth.txt.</w:t>
+      </w:r>
+      <w:r>
+        <w:rPr>
+          <w:rFonts w:hint="eastAsia"/>
+        </w:rPr>
+        <w:t xml:space="preserve"> </w:t>
+      </w:r>
+      <w:r>
+        <w:t xml:space="preserve">This means the patterns found may reflect the language </w:t>
+      </w:r>
+      <w:r>
+        <w:rPr>
+          <w:rFonts w:hint="eastAsia"/>
+        </w:rPr>
+        <w:t xml:space="preserve">style of this single </w:t>
+      </w:r>
+      <w:r>
+        <w:t xml:space="preserve">document more than the corpus as a whole. Therefore, </w:t>
+      </w:r>
+      <w:r>
+        <w:rPr>
+          <w:rFonts w:hint="eastAsia"/>
+        </w:rPr>
+        <w:t xml:space="preserve">it </w:t>
+      </w:r>
+      <w:r>
+        <w:t>should</w:t>
+      </w:r>
+      <w:r>
+        <w:rPr>
+          <w:rFonts w:hint="eastAsia"/>
+        </w:rPr>
+        <w:t xml:space="preserve"> be cautious to simply use NER to characterize the whole corpus. </w:t>
+      </w:r>
     </w:p>
     <w:p>
       <w:r>
         <w:rPr>
           <w:rFonts w:ascii="Aptos Narrow" w:eastAsia="Times New Roman" w:hAnsi="Aptos Narrow" w:cs="Times New Roman"/>
+          <w:noProof/>
           <w:color w:val="000000"/>
           <w:kern w:val="0"/>
           <w:sz w:val="22"/>
@@ -419,8 +646,22 @@
         </w:rPr>
         <w:t>Step 3</w:t>
       </w:r>
-    </w:p>
-    <w:p>
+      <w:r>
+        <w:rPr>
+          <w:rFonts w:hint="eastAsia"/>
+        </w:rPr>
+        <w:t xml:space="preserve"> </w:t>
+      </w:r>
+      <w:r>
+        <w:t>Contextual Meaning with BERT</w:t>
+      </w:r>
+    </w:p>
+    <w:p>
+      <w:pPr>
+        <w:rPr>
+          <w:rFonts w:hint="eastAsia"/>
+        </w:rPr>
+      </w:pPr>
       <w:r>
         <w:t>To examine contextual meaning, I used BERT to generate embeddings for each occurrence of “price,” “prices,” and “priced.” Unlike a simple word count, BERT represents the word according to its sentence context</w:t>
       </w:r>
@@ -446,74 +687,101 @@
         <w:rPr>
           <w:rFonts w:hint="eastAsia"/>
         </w:rPr>
-        <w:t xml:space="preserve"> k test indicates that k =3 is ideal but conceptually, I prefer </w:t>
-      </w:r>
-      <w:r>
-        <w:rPr>
-          <w:rFonts w:hint="eastAsia"/>
-        </w:rPr>
-        <w:t xml:space="preserve">distinction I observe from the NER method. I cluster under two k. </w:t>
-      </w:r>
-      <w:r>
-        <w:rPr>
-          <w:rFonts w:hint="eastAsia"/>
-        </w:rPr>
-        <w:t xml:space="preserve">I will not detail the </w:t>
-      </w:r>
-      <w:r>
-        <w:rPr>
-          <w:rFonts w:hint="eastAsia"/>
-        </w:rPr>
-        <w:t xml:space="preserve">interpretation here and choose the k =2 directly. </w:t>
-      </w:r>
-    </w:p>
-    <w:p>
-      <w:r>
-        <w:rPr>
-          <w:rFonts w:hint="eastAsia"/>
-        </w:rPr>
-        <w:t>T</w:t>
-      </w:r>
-      <w:r>
-        <w:t>o better interpret the BERT clusters, I used TF-IDF to identify the most distinctive terms in each cluster. These terms help show what kinds of contexts surround the word “price” in different parts of the corpus.</w:t>
-      </w:r>
-    </w:p>
-    <w:p>
-      <w:r>
-        <w:t xml:space="preserve">For Cluster 0, the most distinctive terms include “shillings,” “paid,” “sell,” “pound,” “reckoned,” “cost,” “sold,” “pounds,” and “pence.” These words suggest that this cluster is strongly associated with concrete monetary transactions. The presence of currency terms such as “shillings,” “pound,” “pounds,” and “pence” shows that “price” is often used in relation to payment, calculation, and monetary units. Words </w:t>
-      </w:r>
+        <w:t xml:space="preserve"> k test indicates that k =3 </w:t>
+      </w:r>
+      <w:r>
+        <w:rPr>
+          <w:rFonts w:hint="eastAsia"/>
+        </w:rPr>
+        <w:t>(</w:t>
+      </w:r>
+      <w:r>
+        <w:t>k=2: 0.053</w:t>
+      </w:r>
+      <w:r>
+        <w:rPr>
+          <w:rFonts w:hint="eastAsia"/>
+        </w:rPr>
+        <w:t xml:space="preserve">, </w:t>
+      </w:r>
+      <w:r>
+        <w:t>k=3: 0.0592</w:t>
+      </w:r>
+      <w:r>
+        <w:rPr>
+          <w:rFonts w:hint="eastAsia"/>
+        </w:rPr>
+        <w:t xml:space="preserve">, </w:t>
+      </w:r>
+      <w:r>
+        <w:t>k=4: 0.0532</w:t>
+      </w:r>
+      <w:r>
+        <w:rPr>
+          <w:rFonts w:hint="eastAsia"/>
+        </w:rPr>
+        <w:t xml:space="preserve">, </w:t>
+      </w:r>
+      <w:r>
+        <w:t>k=5: 0.0458</w:t>
+      </w:r>
+      <w:r>
+        <w:rPr>
+          <w:rFonts w:hint="eastAsia"/>
+        </w:rPr>
+        <w:t xml:space="preserve">) </w:t>
+      </w:r>
+      <w:r>
+        <w:rPr>
+          <w:rFonts w:hint="eastAsia"/>
+        </w:rPr>
+        <w:t xml:space="preserve">is ideal but conceptually, I prefer </w:t>
+      </w:r>
+      <w:r>
+        <w:rPr>
+          <w:rFonts w:hint="eastAsia"/>
+        </w:rPr>
+        <w:t>distinction I observe from the NER method</w:t>
+      </w:r>
+      <w:r>
+        <w:rPr>
+          <w:rFonts w:hint="eastAsia"/>
+        </w:rPr>
+        <w:t>, which means there are two concept groups</w:t>
+      </w:r>
+      <w:r>
+        <w:rPr>
+          <w:rFonts w:hint="eastAsia"/>
+        </w:rPr>
+        <w:t>.</w:t>
+      </w:r>
+      <w:r>
+        <w:rPr>
+          <w:rFonts w:hint="eastAsia"/>
+        </w:rPr>
+        <w:t xml:space="preserve"> </w:t>
+      </w:r>
+      <w:r>
+        <w:rPr>
+          <w:rFonts w:hint="eastAsia"/>
+        </w:rPr>
+        <w:t xml:space="preserve">I first </w:t>
+      </w:r>
+      <w:r>
+        <w:rPr>
+          <w:rFonts w:hint="eastAsia"/>
+        </w:rPr>
+        <w:t xml:space="preserve">examined the two situations separately. </w:t>
+      </w:r>
+    </w:p>
+    <w:p>
       <w:r>
         <w:lastRenderedPageBreak/>
-        <w:t>such as “paid,” “sell,” “sold,” and “cost” further suggest that this cluster treats price as something involved in actual exchange or commercial transaction. Therefore, I interpret Cluster 0 as representing a more transactional or monetary-exchange meaning of “price.”</w:t>
-      </w:r>
-    </w:p>
-    <w:p>
-      <w:r>
-        <w:t>For Cluster 1, the most distinctive terms include “labor,” “rise,” “commodities,” “real,” “corn,” “money,” “market,” “raise,” “natural,” “home,” and “provisions.” These terms suggest a broader economic discussion of price. Instead of focusing mainly on payment or currency units, this cluster connects price to labor, commodities, market conditions, and the idea of “real” or “natural” value. Words such as “labor,” “real,” and “natural” suggest that this cluster may involve theoretical discussions about what determines the value of goods. At the same time, words such as “corn,” “commodities,” “provisions,” and “market” show that price is also connected to the availability and movement of goods.</w:t>
-      </w:r>
-    </w:p>
-    <w:p>
-      <w:r>
-        <w:t>However, these two meanings are not completely separate. Cluster 1 still includes “money,” and Cluster 0 still includes words such as “sell” and “cost,” which are also related to commodity value.</w:t>
-      </w:r>
-      <w:r>
-        <w:rPr>
-          <w:rFonts w:hint="eastAsia"/>
-        </w:rPr>
-        <w:t xml:space="preserve"> The overlap </w:t>
-      </w:r>
-      <w:r>
-        <w:rPr>
-          <w:rFonts w:hint="eastAsia"/>
-        </w:rPr>
-        <w:t>is also displayed on the UMAP embeddings graph.</w:t>
-      </w:r>
-      <w:r>
         <w:drawing>
-          <wp:inline distT="0" distB="0" distL="0" distR="0" wp14:anchorId="6B26A21D" wp14:editId="60C64B9C">
+          <wp:inline distT="0" distB="0" distL="0" distR="0" wp14:anchorId="60206F30" wp14:editId="2A94150E">
             <wp:extent cx="5486400" cy="3272790"/>
             <wp:effectExtent l="0" t="0" r="0" b="3810"/>
-            <wp:docPr id="1563785899" name="Picture 1"/>
+            <wp:docPr id="1708409829" name="Picture 1"/>
             <wp:cNvGraphicFramePr>
               <a:graphicFrameLocks xmlns:a="http://schemas.openxmlformats.org/drawingml/2006/main" noChangeAspect="1"/>
             </wp:cNvGraphicFramePr>
@@ -521,7 +789,7 @@
               <a:graphicData uri="http://schemas.openxmlformats.org/drawingml/2006/picture">
                 <pic:pic xmlns:pic="http://schemas.openxmlformats.org/drawingml/2006/picture">
                   <pic:nvPicPr>
-                    <pic:cNvPr id="1563785899" name=""/>
+                    <pic:cNvPr id="1708409829" name=""/>
                     <pic:cNvPicPr/>
                   </pic:nvPicPr>
                   <pic:blipFill>
@@ -548,22 +816,34 @@
     </w:p>
     <w:p>
       <w:r>
-        <w:t>Figure 2. UMAP of BERT Contextual Embeddings</w:t>
-      </w:r>
-    </w:p>
-    <w:p>
-      <w:r>
-        <w:t>Figure 2 shows that BERT identifies some contextual structure, but the clusters still overlap. This supports the interpretation that the meanings of “price” are related rather than fully separate.</w:t>
-      </w:r>
-    </w:p>
-    <w:p>
-      <w:r>
-        <w:lastRenderedPageBreak/>
+        <w:t>Figure 2</w:t>
+      </w:r>
+      <w:r>
+        <w:rPr>
+          <w:rFonts w:hint="eastAsia"/>
+        </w:rPr>
+        <w:t>.1</w:t>
+      </w:r>
+      <w:r>
+        <w:t>. UMAP of BERT Contextual Embeddings</w:t>
+      </w:r>
+      <w:r>
+        <w:rPr>
+          <w:rFonts w:hint="eastAsia"/>
+        </w:rPr>
+        <w:t xml:space="preserve"> K = 3</w:t>
+      </w:r>
+    </w:p>
+    <w:p>
+      <w:r>
+        <w:rPr>
+          <w:noProof/>
+        </w:rPr>
         <w:drawing>
-          <wp:inline distT="0" distB="0" distL="0" distR="0" wp14:anchorId="126309FB" wp14:editId="7C82B008">
-            <wp:extent cx="2305372" cy="5668166"/>
-            <wp:effectExtent l="0" t="0" r="0" b="0"/>
-            <wp:docPr id="1644832137" name="Picture 1"/>
+          <wp:inline distT="0" distB="0" distL="0" distR="0" wp14:anchorId="228FA014" wp14:editId="1D7B93F8">
+            <wp:extent cx="5486400" cy="3272790"/>
+            <wp:effectExtent l="0" t="0" r="0" b="3810"/>
+            <wp:docPr id="1563785899" name="Picture 1"/>
             <wp:cNvGraphicFramePr>
               <a:graphicFrameLocks xmlns:a="http://schemas.openxmlformats.org/drawingml/2006/main" noChangeAspect="1"/>
             </wp:cNvGraphicFramePr>
@@ -571,7 +851,7 @@
               <a:graphicData uri="http://schemas.openxmlformats.org/drawingml/2006/picture">
                 <pic:pic xmlns:pic="http://schemas.openxmlformats.org/drawingml/2006/picture">
                   <pic:nvPicPr>
-                    <pic:cNvPr id="1644832137" name=""/>
+                    <pic:cNvPr id="1563785899" name=""/>
                     <pic:cNvPicPr/>
                   </pic:nvPicPr>
                   <pic:blipFill>
@@ -583,7 +863,7 @@
                   <pic:spPr>
                     <a:xfrm>
                       <a:off x="0" y="0"/>
-                      <a:ext cx="2305372" cy="5668166"/>
+                      <a:ext cx="5486400" cy="3272790"/>
                     </a:xfrm>
                     <a:prstGeom prst="rect">
                       <a:avLst/>
@@ -597,20 +877,312 @@
       </w:r>
     </w:p>
     <w:p>
-      <w:r>
-        <w:rPr>
-          <w:rFonts w:hint="eastAsia"/>
-        </w:rPr>
-        <w:t>Table 2. Distinctive Terms by Cluster</w:t>
-      </w:r>
-    </w:p>
-    <w:p>
+      <w:pPr>
+        <w:rPr>
+          <w:rFonts w:hint="eastAsia"/>
+        </w:rPr>
+      </w:pPr>
+      <w:r>
+        <w:t>Figure 2</w:t>
+      </w:r>
+      <w:r>
+        <w:rPr>
+          <w:rFonts w:hint="eastAsia"/>
+        </w:rPr>
+        <w:t>.</w:t>
+      </w:r>
+      <w:r>
+        <w:rPr>
+          <w:rFonts w:hint="eastAsia"/>
+        </w:rPr>
+        <w:t>2</w:t>
+      </w:r>
+      <w:r>
+        <w:t>. UMAP of BERT Contextual Embeddings</w:t>
+      </w:r>
+      <w:r>
+        <w:rPr>
+          <w:rFonts w:hint="eastAsia"/>
+        </w:rPr>
+        <w:t xml:space="preserve"> K = 2</w:t>
+      </w:r>
+    </w:p>
+    <w:p>
+      <w:pPr>
+        <w:rPr>
+          <w:rFonts w:hint="eastAsia"/>
+        </w:rPr>
+      </w:pPr>
+    </w:p>
+    <w:p>
+      <w:r>
+        <w:rPr>
+          <w:rFonts w:hint="eastAsia"/>
+        </w:rPr>
+        <w:lastRenderedPageBreak/>
+        <w:t>T</w:t>
+      </w:r>
+      <w:r>
+        <w:t>o better interpret the BERT clusters, I used TF-IDF to identify the most distinctive terms in each cluster. These terms help show what kinds of contexts surround the word “price” in different parts of the corpus.</w:t>
+      </w:r>
+      <w:r>
+        <w:rPr>
+          <w:rFonts w:hint="eastAsia"/>
+        </w:rPr>
+        <w:t xml:space="preserve"> </w:t>
+      </w:r>
+      <w:r>
+        <w:t>The</w:t>
+      </w:r>
+      <w:r>
+        <w:rPr>
+          <w:rFonts w:hint="eastAsia"/>
+        </w:rPr>
+        <w:t xml:space="preserve"> results for two situations are below.</w:t>
+      </w:r>
+    </w:p>
+    <w:p>
+      <w:r>
+        <w:lastRenderedPageBreak/>
+        <w:drawing>
+          <wp:inline distT="0" distB="0" distL="0" distR="0" wp14:anchorId="3537CE26" wp14:editId="38EC59A1">
+            <wp:extent cx="2962275" cy="8229600"/>
+            <wp:effectExtent l="0" t="0" r="9525" b="0"/>
+            <wp:docPr id="1988754199" name="Picture 1"/>
+            <wp:cNvGraphicFramePr>
+              <a:graphicFrameLocks xmlns:a="http://schemas.openxmlformats.org/drawingml/2006/main" noChangeAspect="1"/>
+            </wp:cNvGraphicFramePr>
+            <a:graphic xmlns:a="http://schemas.openxmlformats.org/drawingml/2006/main">
+              <a:graphicData uri="http://schemas.openxmlformats.org/drawingml/2006/picture">
+                <pic:pic xmlns:pic="http://schemas.openxmlformats.org/drawingml/2006/picture">
+                  <pic:nvPicPr>
+                    <pic:cNvPr id="1988754199" name=""/>
+                    <pic:cNvPicPr/>
+                  </pic:nvPicPr>
+                  <pic:blipFill>
+                    <a:blip r:embed="rId8"/>
+                    <a:stretch>
+                      <a:fillRect/>
+                    </a:stretch>
+                  </pic:blipFill>
+                  <pic:spPr>
+                    <a:xfrm>
+                      <a:off x="0" y="0"/>
+                      <a:ext cx="2962275" cy="8229600"/>
+                    </a:xfrm>
+                    <a:prstGeom prst="rect">
+                      <a:avLst/>
+                    </a:prstGeom>
+                  </pic:spPr>
+                </pic:pic>
+              </a:graphicData>
+            </a:graphic>
+          </wp:inline>
+        </w:drawing>
+      </w:r>
+    </w:p>
+    <w:p>
+      <w:pPr>
+        <w:rPr>
+          <w:rFonts w:hint="eastAsia"/>
+        </w:rPr>
+      </w:pPr>
+      <w:r>
+        <w:rPr>
+          <w:rFonts w:hint="eastAsia"/>
+        </w:rPr>
+        <w:lastRenderedPageBreak/>
+        <w:t>Table 2.</w:t>
+      </w:r>
+      <w:r>
+        <w:rPr>
+          <w:rFonts w:hint="eastAsia"/>
+        </w:rPr>
+        <w:t>1</w:t>
+      </w:r>
+      <w:r>
+        <w:rPr>
+          <w:rFonts w:hint="eastAsia"/>
+        </w:rPr>
+        <w:t xml:space="preserve">. Distinctive Terms by Cluster K = </w:t>
+      </w:r>
+      <w:r>
+        <w:rPr>
+          <w:rFonts w:hint="eastAsia"/>
+        </w:rPr>
+        <w:t>3</w:t>
+      </w:r>
+    </w:p>
+    <w:p>
+      <w:pPr>
+        <w:rPr>
+          <w:rFonts w:hint="eastAsia"/>
+        </w:rPr>
+      </w:pPr>
+      <w:r>
+        <w:rPr>
+          <w:noProof/>
+        </w:rPr>
+        <w:drawing>
+          <wp:inline distT="0" distB="0" distL="0" distR="0" wp14:anchorId="4BB4410E" wp14:editId="5D3097B7">
+            <wp:extent cx="3019846" cy="5706271"/>
+            <wp:effectExtent l="0" t="0" r="9525" b="8890"/>
+            <wp:docPr id="411452567" name="Picture 1"/>
+            <wp:cNvGraphicFramePr>
+              <a:graphicFrameLocks xmlns:a="http://schemas.openxmlformats.org/drawingml/2006/main" noChangeAspect="1"/>
+            </wp:cNvGraphicFramePr>
+            <a:graphic xmlns:a="http://schemas.openxmlformats.org/drawingml/2006/main">
+              <a:graphicData uri="http://schemas.openxmlformats.org/drawingml/2006/picture">
+                <pic:pic xmlns:pic="http://schemas.openxmlformats.org/drawingml/2006/picture">
+                  <pic:nvPicPr>
+                    <pic:cNvPr id="411452567" name=""/>
+                    <pic:cNvPicPr/>
+                  </pic:nvPicPr>
+                  <pic:blipFill>
+                    <a:blip r:embed="rId9"/>
+                    <a:stretch>
+                      <a:fillRect/>
+                    </a:stretch>
+                  </pic:blipFill>
+                  <pic:spPr>
+                    <a:xfrm>
+                      <a:off x="0" y="0"/>
+                      <a:ext cx="3019846" cy="5706271"/>
+                    </a:xfrm>
+                    <a:prstGeom prst="rect">
+                      <a:avLst/>
+                    </a:prstGeom>
+                  </pic:spPr>
+                </pic:pic>
+              </a:graphicData>
+            </a:graphic>
+          </wp:inline>
+        </w:drawing>
+      </w:r>
+    </w:p>
+    <w:p>
+      <w:pPr>
+        <w:rPr>
+          <w:rFonts w:hint="eastAsia"/>
+        </w:rPr>
+      </w:pPr>
+      <w:r>
+        <w:rPr>
+          <w:rFonts w:hint="eastAsia"/>
+        </w:rPr>
+        <w:t>Table 2.</w:t>
+      </w:r>
+      <w:r>
+        <w:rPr>
+          <w:rFonts w:hint="eastAsia"/>
+        </w:rPr>
+        <w:t>2</w:t>
+      </w:r>
+      <w:r>
+        <w:rPr>
+          <w:rFonts w:hint="eastAsia"/>
+        </w:rPr>
+        <w:t>. Distinctive Terms by Cluster K = 2</w:t>
+      </w:r>
+    </w:p>
+    <w:p>
+      <w:r>
+        <w:rPr>
+          <w:rFonts w:hint="eastAsia"/>
+        </w:rPr>
+        <w:t xml:space="preserve">From the results, </w:t>
+      </w:r>
+      <w:r>
+        <w:rPr>
+          <w:rFonts w:hint="eastAsia"/>
+        </w:rPr>
+        <w:t xml:space="preserve">K = 3 seems to have less conceptual clean results. </w:t>
+      </w:r>
+      <w:r>
+        <w:t>One cluster contained terms such as “times,” “pound,” “thousand,” “indigo,” “Indies,” “wheat,” “pepper,” and “bread.” These terms seem to reflect a specific document topic or commodity list rather than a clearly separate meaning of “price.”</w:t>
+      </w:r>
+      <w:r>
+        <w:rPr>
+          <w:rFonts w:hint="eastAsia"/>
+        </w:rPr>
+        <w:t xml:space="preserve"> By </w:t>
+      </w:r>
+      <w:r>
+        <w:t>contrast</w:t>
+      </w:r>
+      <w:r>
+        <w:rPr>
+          <w:rFonts w:hint="eastAsia"/>
+        </w:rPr>
+        <w:t xml:space="preserve">, </w:t>
+      </w:r>
+      <w:r>
+        <w:rPr>
+          <w:rFonts w:hint="eastAsia"/>
+        </w:rPr>
+        <w:t>K = 2 case has cleaner concept</w:t>
+      </w:r>
+      <w:r>
+        <w:rPr>
+          <w:rFonts w:hint="eastAsia"/>
+        </w:rPr>
+        <w:t xml:space="preserve">ual groups. </w:t>
+      </w:r>
+      <w:r>
+        <w:t>One cluster is marked by terms such as “shillings,” “paid,” “sell,” “pound,” “reckoned,” “cost,” “sold,” “pounds,” and “pence.” These terms suggest a monetary or transactional use of “price</w:t>
+      </w:r>
+      <w:r>
+        <w:t>”</w:t>
+      </w:r>
+      <w:r>
+        <w:rPr>
+          <w:rFonts w:hint="eastAsia"/>
+        </w:rPr>
+        <w:t xml:space="preserve">. </w:t>
+      </w:r>
+      <w:r>
+        <w:t xml:space="preserve">The other cluster is marked by terms such as “labor,” “rise,” “commodities,” “real,” “corn,” “money,” </w:t>
+      </w:r>
+      <w:r>
+        <w:lastRenderedPageBreak/>
+        <w:t>“market,” “raise,” “natural,” and “provisions.” These terms suggest a broader valuation-oriented use of “price,” price is connected to labor, commodities, market conditions, scarcity, and ideas of real or natural value.</w:t>
+      </w:r>
+    </w:p>
+    <w:p>
+      <w:r>
+        <w:t>However, these two meanings are not completely separate. Cluster 1 still includes “money,” and Cluster 0 still includes words such as “sell” and “cost,” which are also related to commodity value.</w:t>
+      </w:r>
+      <w:r>
+        <w:rPr>
+          <w:rFonts w:hint="eastAsia"/>
+        </w:rPr>
+        <w:t xml:space="preserve"> The overlap </w:t>
+      </w:r>
+      <w:r>
+        <w:rPr>
+          <w:rFonts w:hint="eastAsia"/>
+        </w:rPr>
+        <w:t>is also displayed on the UMAP embeddings graph.</w:t>
+      </w:r>
+    </w:p>
+    <w:p>
+      <w:pPr>
+        <w:rPr>
+          <w:rFonts w:hint="eastAsia"/>
+        </w:rPr>
+      </w:pPr>
       <w:r>
         <w:rPr>
           <w:rFonts w:hint="eastAsia"/>
         </w:rPr>
         <w:t>Example:</w:t>
       </w:r>
+      <w:r>
+        <w:rPr>
+          <w:rFonts w:hint="eastAsia"/>
+        </w:rPr>
+        <w:t xml:space="preserve"> (more can be found in report csv) </w:t>
+      </w:r>
     </w:p>
     <w:p>
       <w:r>
@@ -628,186 +1200,258 @@
         <w:t>wealth.txt</w:t>
       </w:r>
       <w:r>
+        <w:rPr>
+          <w:rFonts w:hint="eastAsia"/>
+        </w:rPr>
+        <w:t xml:space="preserve">: </w:t>
+      </w:r>
+      <w:r>
+        <w:t>"To depress the price of this commodity below what</w:t>
+      </w:r>
+    </w:p>
+    <w:p>
+      <w:r>
+        <w:t xml:space="preserve">      may be called its natural and proper price, was the avowed purpose of</w:t>
+      </w:r>
+    </w:p>
+    <w:p>
+      <w:r>
+        <w:t xml:space="preserve">      those regulations; and there seems to be no doubt of their having produced</w:t>
+      </w:r>
+    </w:p>
+    <w:p>
+      <w:r>
+        <w:t xml:space="preserve">      the effect that was expected from them."</w:t>
+      </w:r>
+      <w:r>
         <w:tab/>
-        <w:t>7550</w:t>
+      </w:r>
+    </w:p>
+    <w:p>
+      <w:r>
+        <w:rPr>
+          <w:rFonts w:hint="eastAsia"/>
+        </w:rPr>
+        <w:t>Label 1</w:t>
+      </w:r>
+    </w:p>
+    <w:p>
+      <w:r>
+        <w:t>A06785.txt</w:t>
+      </w:r>
+      <w:r>
+        <w:rPr>
+          <w:rFonts w:hint="eastAsia"/>
+        </w:rPr>
+        <w:t xml:space="preserve">: </w:t>
+      </w:r>
+      <w:r>
+        <w:t>Again, when the price of commodities is raised generally with the price of moneys enhanced; P. 25. shall we contradict the same, because one commodity, as Cloves, is not risen, but sold as a staple ware?</w:t>
       </w:r>
       <w:r>
         <w:tab/>
-        <w:t>price</w:t>
-      </w:r>
-      <w:r>
-        <w:tab/>
-        <w:t>"To depress the price of this commodity below what</w:t>
-      </w:r>
-    </w:p>
-    <w:p>
-      <w:r>
-        <w:t xml:space="preserve">      may be called its natural and proper price, was the avowed purpose of</w:t>
-      </w:r>
-    </w:p>
-    <w:p>
-      <w:r>
-        <w:t xml:space="preserve">      those regulations; and there seems to be no doubt of their having produced</w:t>
-      </w:r>
-    </w:p>
-    <w:p>
-      <w:r>
-        <w:t xml:space="preserve">      the effect that was expected from them."</w:t>
-      </w:r>
-      <w:r>
-        <w:tab/>
-      </w:r>
-    </w:p>
-    <w:p>
-      <w:r>
-        <w:rPr>
-          <w:rFonts w:hint="eastAsia"/>
-        </w:rPr>
-        <w:t>Label 1</w:t>
-      </w:r>
-    </w:p>
-    <w:p>
+      </w:r>
+    </w:p>
+    <w:p>
+      <w:r>
+        <w:t>S</w:t>
+      </w:r>
+      <w:r>
+        <w:rPr>
+          <w:rFonts w:hint="eastAsia"/>
+        </w:rPr>
+        <w:t>tep 4</w:t>
+      </w:r>
+      <w:r>
+        <w:rPr>
+          <w:rFonts w:hint="eastAsia"/>
+        </w:rPr>
+        <w:t xml:space="preserve"> </w:t>
+      </w:r>
+      <w:r>
+        <w:t>Supervised Classification (Logistic Regression)</w:t>
+      </w:r>
+    </w:p>
+    <w:p>
+      <w:r>
+        <w:rPr>
+          <w:rFonts w:hint="eastAsia"/>
+        </w:rPr>
+        <w:t xml:space="preserve">From the step 3 results, </w:t>
+      </w:r>
+      <w:r>
+        <w:rPr>
+          <w:rFonts w:hint="eastAsia"/>
+        </w:rPr>
+        <w:t>I summarized two categories of meaning for price</w:t>
+      </w:r>
+      <w:r>
+        <w:rPr>
+          <w:rFonts w:hint="eastAsia"/>
+        </w:rPr>
+        <w:t xml:space="preserve">: </w:t>
+      </w:r>
+      <w:r>
+        <w:t>“</w:t>
+      </w:r>
+      <w:r>
+        <w:rPr>
+          <w:rFonts w:hint="eastAsia"/>
+        </w:rPr>
+        <w:t>ma</w:t>
+      </w:r>
+      <w:r>
+        <w:rPr>
+          <w:rFonts w:hint="eastAsia"/>
+        </w:rPr>
+        <w:t>r</w:t>
+      </w:r>
+      <w:r>
+        <w:rPr>
+          <w:rFonts w:hint="eastAsia"/>
+        </w:rPr>
+        <w:t>ket_exchange</w:t>
+      </w:r>
+      <w:r>
+        <w:t>”</w:t>
+      </w:r>
+      <w:r>
+        <w:rPr>
+          <w:rFonts w:hint="eastAsia"/>
+        </w:rPr>
+        <w:t xml:space="preserve"> and </w:t>
+      </w:r>
+      <w:r>
+        <w:t>“</w:t>
+      </w:r>
+      <w:r>
+        <w:rPr>
+          <w:rFonts w:hint="eastAsia"/>
+        </w:rPr>
+        <w:t>valuation</w:t>
+      </w:r>
+      <w:r>
+        <w:t>”</w:t>
+      </w:r>
+      <w:r>
+        <w:rPr>
+          <w:rFonts w:hint="eastAsia"/>
+        </w:rPr>
+        <w:t xml:space="preserve">. </w:t>
+      </w:r>
+      <w:r>
+        <w:t xml:space="preserve">The market_exchange label refers to uses of “price” connected to </w:t>
+      </w:r>
+      <w:r>
+        <w:rPr>
+          <w:rFonts w:hint="eastAsia"/>
+        </w:rPr>
+        <w:t>circulated monetary</w:t>
+      </w:r>
+      <w:r>
+        <w:rPr>
+          <w:rFonts w:hint="eastAsia"/>
+        </w:rPr>
+        <w:t xml:space="preserve"> number</w:t>
+      </w:r>
+      <w:r>
+        <w:t>. The valuation label refers to uses of “price” as the assessed worth</w:t>
+      </w:r>
+      <w:r>
+        <w:rPr>
+          <w:rFonts w:hint="eastAsia"/>
+        </w:rPr>
+        <w:t>,</w:t>
+      </w:r>
+      <w:r>
+        <w:t xml:space="preserve"> value of goods</w:t>
+      </w:r>
+      <w:r>
+        <w:rPr>
+          <w:rFonts w:hint="eastAsia"/>
+        </w:rPr>
+        <w:t xml:space="preserve"> or </w:t>
+      </w:r>
+      <w:r>
+        <w:t>intrinsic</w:t>
+      </w:r>
+      <w:r>
+        <w:rPr>
+          <w:rFonts w:hint="eastAsia"/>
+        </w:rPr>
+        <w:t xml:space="preserve"> value</w:t>
+      </w:r>
+      <w:r>
+        <w:t>.</w:t>
+      </w:r>
+      <w:r>
+        <w:rPr>
+          <w:rFonts w:hint="eastAsia"/>
+        </w:rPr>
+        <w:t xml:space="preserve"> </w:t>
+      </w:r>
+      <w:r>
+        <w:t>I manually labeled 75 examples</w:t>
+      </w:r>
+      <w:r>
+        <w:rPr>
+          <w:rFonts w:hint="eastAsia"/>
+        </w:rPr>
+        <w:t xml:space="preserve"> </w:t>
+      </w:r>
+      <w:r>
+        <w:t>selected</w:t>
+      </w:r>
+      <w:r>
+        <w:rPr>
+          <w:rFonts w:hint="eastAsia"/>
+        </w:rPr>
+        <w:t xml:space="preserve"> from k =3 BERT clusters.</w:t>
+      </w:r>
+      <w:r>
+        <w:rPr>
+          <w:rFonts w:hint="eastAsia"/>
+        </w:rPr>
+        <w:t xml:space="preserve"> </w:t>
+      </w:r>
+      <w:r>
+        <w:rPr>
+          <w:rFonts w:hint="eastAsia"/>
+        </w:rPr>
+        <w:t xml:space="preserve">The cluster names here do not affect the classification results. </w:t>
+      </w:r>
+      <w:r>
+        <w:rPr>
+          <w:rFonts w:hint="eastAsia"/>
+        </w:rPr>
+        <w:t xml:space="preserve">The results show that the dataset </w:t>
+      </w:r>
+      <w:r>
+        <w:t>included 47 examples of market_exchange and 28 examples of valuation</w:t>
+      </w:r>
+      <w:r>
+        <w:rPr>
+          <w:rFonts w:hint="eastAsia"/>
+        </w:rPr>
+        <w:t>.</w:t>
+      </w:r>
+      <w:r>
+        <w:rPr>
+          <w:rFonts w:hint="eastAsia"/>
+        </w:rPr>
+        <w:t xml:space="preserve"> </w:t>
+      </w:r>
+      <w:r>
+        <w:t>I trained a logistic regression classifier using TF-IDF features from the sentence contexts. The purpose of this step was to test whether market_exchange and valuation are linguistically distinct enough for a model to learn the difference.</w:t>
+      </w:r>
+    </w:p>
+    <w:p>
+      <w:r>
+        <w:t xml:space="preserve">The classification results show that the model did not distinguish the two meanings well. In the test set, the model predicted all examples as valuation. It correctly classified the 9 valuation examples, but it misclassified all 14 market_exchange examples. As a result, the market_exchange class had precision, recall, and F1 </w:t>
+      </w:r>
       <w:r>
         <w:lastRenderedPageBreak/>
-        <w:t>A06785.txt</w:t>
-      </w:r>
-      <w:r>
-        <w:tab/>
-        <w:t>55</w:t>
-      </w:r>
-      <w:r>
-        <w:tab/>
-        <w:t>price</w:t>
-      </w:r>
-      <w:r>
-        <w:tab/>
-        <w:t>Again, when the price of commodities is raised generally with the price of moneys enhanced; P. 25. shall we contradict the same, because one commodity, as Cloves, is not risen, but sold as a staple ware?</w:t>
-      </w:r>
-      <w:r>
-        <w:tab/>
-      </w:r>
-    </w:p>
-    <w:p>
-      <w:r>
-        <w:t>S</w:t>
-      </w:r>
-      <w:r>
-        <w:rPr>
-          <w:rFonts w:hint="eastAsia"/>
-        </w:rPr>
-        <w:t>tep 4</w:t>
-      </w:r>
-    </w:p>
-    <w:p>
-      <w:r>
-        <w:rPr>
-          <w:rFonts w:hint="eastAsia"/>
-        </w:rPr>
-        <w:t>I summarized two categories of meaning for price</w:t>
-      </w:r>
-      <w:r>
-        <w:rPr>
-          <w:rFonts w:hint="eastAsia"/>
-        </w:rPr>
-        <w:t xml:space="preserve">: maket_exchange and valuation. </w:t>
-      </w:r>
-      <w:r>
-        <w:t xml:space="preserve">The market_exchange label refers to uses of “price” connected to </w:t>
-      </w:r>
-      <w:r>
-        <w:rPr>
-          <w:rFonts w:hint="eastAsia"/>
-        </w:rPr>
-        <w:t>circulated monetary</w:t>
-      </w:r>
-      <w:r>
-        <w:rPr>
-          <w:rFonts w:hint="eastAsia"/>
-        </w:rPr>
-        <w:t xml:space="preserve"> number</w:t>
-      </w:r>
-      <w:r>
-        <w:t>. The valuation label refers to uses of “price” as the assessed worth</w:t>
-      </w:r>
-      <w:r>
-        <w:rPr>
-          <w:rFonts w:hint="eastAsia"/>
-        </w:rPr>
-        <w:t>,</w:t>
-      </w:r>
-      <w:r>
-        <w:t xml:space="preserve"> value of goods</w:t>
-      </w:r>
-      <w:r>
-        <w:rPr>
-          <w:rFonts w:hint="eastAsia"/>
-        </w:rPr>
-        <w:t xml:space="preserve"> or </w:t>
-      </w:r>
-      <w:r>
-        <w:t>intrinsic</w:t>
-      </w:r>
-      <w:r>
-        <w:rPr>
-          <w:rFonts w:hint="eastAsia"/>
-        </w:rPr>
-        <w:t xml:space="preserve"> value</w:t>
-      </w:r>
-      <w:r>
-        <w:t>.</w:t>
-      </w:r>
-      <w:r>
-        <w:rPr>
-          <w:rFonts w:hint="eastAsia"/>
-        </w:rPr>
-        <w:t xml:space="preserve"> </w:t>
-      </w:r>
-      <w:r>
-        <w:t>I manually labeled 75 examples</w:t>
-      </w:r>
-      <w:r>
-        <w:rPr>
-          <w:rFonts w:hint="eastAsia"/>
-        </w:rPr>
-        <w:t xml:space="preserve"> </w:t>
-      </w:r>
-      <w:r>
-        <w:t>selected</w:t>
-      </w:r>
-      <w:r>
-        <w:rPr>
-          <w:rFonts w:hint="eastAsia"/>
-        </w:rPr>
-        <w:t xml:space="preserve"> from k =3 BERT clusters.</w:t>
-      </w:r>
-      <w:r>
-        <w:rPr>
-          <w:rFonts w:hint="eastAsia"/>
-        </w:rPr>
-        <w:t xml:space="preserve"> The results show that the dataset </w:t>
-      </w:r>
-      <w:r>
-        <w:t>included 47 examples of market_exchange and 28 examples of valuation</w:t>
-      </w:r>
-      <w:r>
-        <w:rPr>
-          <w:rFonts w:hint="eastAsia"/>
-        </w:rPr>
-        <w:t>.</w:t>
-      </w:r>
-      <w:r>
-        <w:rPr>
-          <w:rFonts w:hint="eastAsia"/>
-        </w:rPr>
-        <w:t xml:space="preserve"> </w:t>
-      </w:r>
-      <w:r>
-        <w:t>I trained a logistic regression classifier using TF-IDF features from the sentence contexts. The purpose of this step was to test whether market_exchange and valuation are linguistically distinct enough for a model to learn the difference.</w:t>
-      </w:r>
-    </w:p>
-    <w:p>
-      <w:r>
-        <w:t>The classification results show that the model did not distinguish the two meanings well. In the test set, the model predicted all examples as valuation. It correctly classified the 9 valuation examples, but it misclassified all 14 market_exchange examples. As a result, the market_exchange class had precision, recall, and F1 scores of 0.00. The overall accuracy was 0.39, but this number is misleading because the model collapsed into one-sided prediction rather than learning a balanced distinction between the two categories.</w:t>
+        <w:t>scores of 0.00. The overall accuracy was 0.39, but this number is misleading because the model collapsed into one-sided prediction rather than learning a balanced distinction between the two categories.</w:t>
       </w:r>
     </w:p>
     <w:p>
@@ -831,25 +1475,20 @@
     </w:p>
     <w:p>
       <w:r>
-        <w:t xml:space="preserve">The L2 feature results should still be interpreted cautiously. The features associated with market_exchange include terms related to foreign trade, abundance, scarcity, </w:t>
-      </w:r>
-      <w:r>
+        <w:t>The L2 feature results should still be interpreted cautiously. The features associated with market_exchange include terms related to foreign trade, abundance, scarcity, and exchange. These terms fit the interpretation that this category treats price as part of circulation and market movement. The features associated with valuation include terms related to years, yield, delivery, and price over time. These features suggest that the model sometimes connects valuation with calculation, assessment, and temporal comparison. However, because the classifier performed poorly overall, these feature weights should not be read as strong evidence of stable semantic boundaries. They are better understood as weak signals in a dataset where the two meanings remain highly overlapping.</w:t>
+      </w:r>
+    </w:p>
+    <w:p>
+      <w:r>
+        <w:t>Overall, Step 4 shows that supervised classification can test the interpretive categories, but it does not fully confirm a clean division between them. The model’s weak performance supports my central claim: in this corpus, “price” moves between valuation and market exchange, but these meanings are not clearly separated. Instead, they are connected through shared economic vocabulary and historical discussions of trade.</w:t>
+      </w:r>
+    </w:p>
+    <w:p>
+      <w:r>
+        <w:rPr>
+          <w:noProof/>
+        </w:rPr>
         <w:lastRenderedPageBreak/>
-        <w:t>and exchange. These terms fit the interpretation that this category treats price as part of circulation and market movement. The features associated with valuation include terms related to years, yield, delivery, and price over time. These features suggest that the model sometimes connects valuation with calculation, assessment, and temporal comparison. However, because the classifier performed poorly overall, these feature weights should not be read as strong evidence of stable semantic boundaries. They are better understood as weak signals in a dataset where the two meanings remain highly overlapping.</w:t>
-      </w:r>
-    </w:p>
-    <w:p>
-      <w:r>
-        <w:t>Overall, Step 4 shows that supervised classification can test the interpretive categories, but it does not fully confirm a clean division between them. The model’s weak performance supports my central claim: in this corpus, “price” moves between valuation and market exchange, but these meanings are not clearly separated. Instead, they are connected through shared economic vocabulary and historical discussions of trade.</w:t>
-      </w:r>
-    </w:p>
-    <w:p>
-      <w:pPr>
-        <w:rPr>
-          <w:rFonts w:hint="eastAsia"/>
-        </w:rPr>
-      </w:pPr>
-      <w:r>
         <w:drawing>
           <wp:inline distT="0" distB="0" distL="0" distR="0" wp14:anchorId="2E2D0AC4" wp14:editId="4C5EE893">
             <wp:extent cx="5486400" cy="3407410"/>
@@ -866,7 +1505,7 @@
                     <pic:cNvPicPr/>
                   </pic:nvPicPr>
                   <pic:blipFill>
-                    <a:blip r:embed="rId8"/>
+                    <a:blip r:embed="rId10"/>
                     <a:stretch>
                       <a:fillRect/>
                     </a:stretch>
@@ -888,11 +1527,6 @@
       </w:r>
     </w:p>
     <w:p>
-      <w:pPr>
-        <w:rPr>
-          <w:rFonts w:hint="eastAsia"/>
-        </w:rPr>
-      </w:pPr>
       <w:r>
         <w:t>Figure 3. Manual Label Distribution</w:t>
       </w:r>
@@ -1031,7 +1665,7 @@
             <w:pPr>
               <w:spacing w:after="0" w:line="240" w:lineRule="auto"/>
               <w:rPr>
-                <w:rFonts w:ascii="Aptos Narrow" w:hAnsi="Aptos Narrow" w:cs="Times New Roman" w:hint="eastAsia"/>
+                <w:rFonts w:ascii="Aptos Narrow" w:hAnsi="Aptos Narrow" w:cs="Times New Roman"/>
                 <w:color w:val="000000"/>
                 <w:kern w:val="0"/>
                 <w:sz w:val="22"/>
@@ -1101,7 +1735,7 @@
             <w:pPr>
               <w:spacing w:after="0" w:line="240" w:lineRule="auto"/>
               <w:rPr>
-                <w:rFonts w:ascii="Aptos Narrow" w:hAnsi="Aptos Narrow" w:cs="Times New Roman" w:hint="eastAsia"/>
+                <w:rFonts w:ascii="Aptos Narrow" w:hAnsi="Aptos Narrow" w:cs="Times New Roman"/>
                 <w:color w:val="000000"/>
                 <w:kern w:val="0"/>
                 <w:sz w:val="22"/>
@@ -1127,7 +1761,7 @@
             <w:pPr>
               <w:spacing w:after="0" w:line="240" w:lineRule="auto"/>
               <w:rPr>
-                <w:rFonts w:ascii="Aptos Narrow" w:hAnsi="Aptos Narrow" w:cs="Times New Roman" w:hint="eastAsia"/>
+                <w:rFonts w:ascii="Aptos Narrow" w:hAnsi="Aptos Narrow" w:cs="Times New Roman"/>
                 <w:color w:val="000000"/>
                 <w:kern w:val="0"/>
                 <w:sz w:val="22"/>
@@ -1954,8 +2588,10 @@
       </w:pPr>
       <w:r>
         <w:rPr>
+          <w:noProof/>
           <w:u w:val="single"/>
         </w:rPr>
+        <w:lastRenderedPageBreak/>
         <w:drawing>
           <wp:inline distT="0" distB="0" distL="0" distR="0" wp14:anchorId="0D3B3753" wp14:editId="6D3AFF86">
             <wp:extent cx="5486400" cy="4643120"/>
@@ -1972,7 +2608,7 @@
                     <pic:cNvPicPr/>
                   </pic:nvPicPr>
                   <pic:blipFill>
-                    <a:blip r:embed="rId9"/>
+                    <a:blip r:embed="rId11"/>
                     <a:stretch>
                       <a:fillRect/>
                     </a:stretch>
@@ -2000,6 +2636,9 @@
     </w:p>
     <w:p>
       <w:r>
+        <w:rPr>
+          <w:noProof/>
+        </w:rPr>
         <w:lastRenderedPageBreak/>
         <w:drawing>
           <wp:inline distT="0" distB="0" distL="0" distR="0" wp14:anchorId="68A0FD0F" wp14:editId="69EFEF87">
@@ -2017,7 +2656,7 @@
                     <pic:cNvPicPr/>
                   </pic:nvPicPr>
                   <pic:blipFill>
-                    <a:blip r:embed="rId10"/>
+                    <a:blip r:embed="rId12"/>
                     <a:stretch>
                       <a:fillRect/>
                     </a:stretch>
@@ -2051,6 +2690,9 @@
     </w:p>
     <w:p>
       <w:r>
+        <w:rPr>
+          <w:noProof/>
+        </w:rPr>
         <w:drawing>
           <wp:inline distT="0" distB="0" distL="0" distR="0" wp14:anchorId="6A2F3AE7" wp14:editId="58D8C11F">
             <wp:extent cx="5486400" cy="3402965"/>
@@ -2067,7 +2709,7 @@
                     <pic:cNvPicPr/>
                   </pic:nvPicPr>
                   <pic:blipFill>
-                    <a:blip r:embed="rId11"/>
+                    <a:blip r:embed="rId13"/>
                     <a:stretch>
                       <a:fillRect/>
                     </a:stretch>
@@ -2113,14 +2755,11 @@
         </w:rPr>
         <w:t xml:space="preserve">Step 5 </w:t>
       </w:r>
-    </w:p>
-    <w:p>
-      <w:pPr>
-        <w:rPr>
-          <w:rFonts w:hint="eastAsia"/>
-        </w:rPr>
-      </w:pPr>
-    </w:p>
+      <w:r>
+        <w:t>Synthesis</w:t>
+      </w:r>
+    </w:p>
+    <w:p/>
     <w:p>
       <w:r>
         <w:lastRenderedPageBreak/>
@@ -2220,12 +2859,62 @@
         <w:t>7</w:t>
       </w:r>
     </w:p>
+    <w:p/>
+    <w:p/>
+    <w:p/>
+    <w:p/>
+    <w:p/>
+    <w:p/>
+    <w:p/>
+    <w:p/>
+    <w:p/>
+    <w:p/>
+    <w:p/>
+    <w:p/>
+    <w:p/>
+    <w:p/>
+    <w:p/>
+    <w:p/>
+    <w:p/>
+    <w:p/>
+    <w:p/>
+    <w:p/>
+    <w:p/>
+    <w:p/>
+    <w:p/>
+    <w:p>
+      <w:r>
+        <w:rPr>
+          <w:rFonts w:hint="eastAsia"/>
+        </w:rPr>
+        <w:lastRenderedPageBreak/>
+        <w:t>Reference</w:t>
+      </w:r>
+    </w:p>
+    <w:p>
+      <w:r>
+        <w:t>Devlin, Jacob, Ming-Wei Chang, Kenton Lee, and Kristina Toutanova. “BERT: Pre-training of Deep Bidirectional Transformers for Language Understanding.” In Proceedings of the 2019 Conference of the North American Chapter of the Association for Computational Linguistics: Human Language Technologies, 4171–4186. Minneapolis: Association for Computational Linguistics, 2019.</w:t>
+      </w:r>
+    </w:p>
+    <w:p>
+      <w:r>
+        <w:t>Ehrmann, Maud, Matteo Romanello, Alex Flückiger, and Simon Clematide. “Named Entity Recognition and Classification in Historical Documents: A Survey.” ACM Computing Surveys 56, no. 2 (2023): 1–47.</w:t>
+      </w:r>
+    </w:p>
+    <w:p>
+      <w:r>
+        <w:t>Ethayarajh, Kawin. “How Contextual Are Contextualized Word Representations? Comparing the Geometry of BERT, ELMo, and GPT-2 Embeddings.” In Proceedings of the 2019 Conference on Empirical Methods in Natural Language Processing and the 9th International Joint Conference on Natural Language Processing (EMNLP-IJCNLP), 55–65. Hong Kong: Association for Computational Linguistics, 2019.</w:t>
+      </w:r>
+    </w:p>
     <w:p>
       <w:pPr>
         <w:rPr>
           <w:rFonts w:hint="eastAsia"/>
         </w:rPr>
       </w:pPr>
+      <w:r>
+        <w:t>Jurafsky, Daniel, and James H. Martin. Speech and Language Processing. 3rd ed. draft. Stanford, CA: Stanford University, 2025. Chapter 4, “Classification and Logistic Regression.”</w:t>
+      </w:r>
     </w:p>
     <w:sectPr>
       <w:pgSz w:w="12240" w:h="15840"/>
@@ -2637,6 +3326,7 @@
   <w:style w:type="paragraph" w:default="1" w:styleId="Normal">
     <w:name w:val="Normal"/>
     <w:qFormat/>
+    <w:rsid w:val="00EC5CFC"/>
   </w:style>
   <w:style w:type="paragraph" w:styleId="Heading1">
     <w:name w:val="heading 1"/>
@@ -2840,6 +3530,7 @@
   <w:style w:type="character" w:default="1" w:styleId="DefaultParagraphFont">
     <w:name w:val="Default Paragraph Font"/>
     <w:uiPriority w:val="1"/>
+    <w:semiHidden/>
     <w:unhideWhenUsed/>
   </w:style>
   <w:style w:type="table" w:default="1" w:styleId="TableNormal">
